--- a/docs/ClaimClear_AI_README.docx
+++ b/docs/ClaimClear_AI_README.docx
@@ -600,11 +600,13 @@
           <w:color w:val="2D2D2D"/>
           <w:sz w:val="18"/>
         </w:rPr>
-        <w:t># Clone the repository</w:t>
+        <w:t># Clone the repository and switch to the correct branch</w:t>
         <w:br/>
         <w:t>git clone https://github.com/annondeveloper/hackathon.git</w:t>
         <w:br/>
         <w:t>cd hackathon</w:t>
+        <w:br/>
+        <w:t>git checkout claude/ai-prototype-challenge-oTxa2</w:t>
         <w:br/>
         <w:br/>
         <w:t># Create virtual environment</w:t>
@@ -826,6 +828,8 @@
         <w:br/>
         <w:t>├── sample_data.py      # 4 sample claims across Health, Auto, Home, Travel</w:t>
         <w:br/>
+        <w:t>├── generate_docs.py    # Script to generate formatted Word (.docx) documents</w:t>
+        <w:br/>
         <w:t>├── requirements.txt    # Python dependencies (streamlit, openai, python-dotenv)</w:t>
         <w:br/>
         <w:t>├── .env.example        # Environment variable template</w:t>
@@ -842,7 +846,19 @@
         <w:br/>
         <w:t>├── DESIGN_DECISIONS.md # Why each AI technique was chosen</w:t>
         <w:br/>
-        <w:t>└── VIDEO_PROMPT.md     # Demo video generation prompt</w:t>
+        <w:t>├── VIDEO_PROMPT.md     # Demo video generation prompt</w:t>
+        <w:br/>
+        <w:t>│</w:t>
+        <w:br/>
+        <w:t>└── docs/               # Formatted Word documents (auto-generated)</w:t>
+        <w:br/>
+        <w:t xml:space="preserve">    ├── ClaimClear_AI_README.docx</w:t>
+        <w:br/>
+        <w:t xml:space="preserve">    ├── ClaimClear_AI_Architecture.docx</w:t>
+        <w:br/>
+        <w:t xml:space="preserve">    ├── ClaimClear_AI_Deployment_Guide.docx</w:t>
+        <w:br/>
+        <w:t xml:space="preserve">    └── ClaimClear_AI_Design_Decisions.docx</w:t>
       </w:r>
     </w:p>
     <w:p>

--- a/docs/ClaimClear_AI_README.docx
+++ b/docs/ClaimClear_AI_README.docx
@@ -606,7 +606,7 @@
         <w:br/>
         <w:t>cd hackathon</w:t>
         <w:br/>
-        <w:t>git checkout claude/ai-prototype-challenge-oTxa2</w:t>
+        <w:t>git checkout claude/python-version-oTxa2</w:t>
         <w:br/>
         <w:br/>
         <w:t># Create virtual environment</w:t>

--- a/docs/ClaimClear_AI_README.docx
+++ b/docs/ClaimClear_AI_README.docx
@@ -135,7 +135,7 @@
     </w:p>
     <w:p>
       <w:r>
-        <w:t>terms and quality-checked before delivery.</w:t>
+        <w:t>documents via LangChain RAG and quality-checked before delivery.</w:t>
       </w:r>
     </w:p>
     <w:p>
@@ -229,7 +229,7 @@
               <w:rPr>
                 <w:sz w:val="18"/>
               </w:rPr>
-              <w:t>4-stage pipeline (Analyze → Generate → Evaluate → Refine)</w:t>
+              <w:t>5-stage pipeline (Analyze → Retrieve → Generate → Evaluate → Refine)</w:t>
             </w:r>
           </w:p>
         </w:tc>
@@ -257,7 +257,7 @@
               <w:rPr>
                 <w:sz w:val="18"/>
               </w:rPr>
-              <w:t>RAG Grounding</w:t>
+              <w:t>LangChain RAG</w:t>
             </w:r>
           </w:p>
         </w:tc>
@@ -270,7 +270,7 @@
               <w:rPr>
                 <w:sz w:val="18"/>
               </w:rPr>
-              <w:t>Policy knowledge store injects relevant sections</w:t>
+              <w:t>PyPDFLoader + RecursiveCharacterTextSplitter + ChromaDB vector store</w:t>
             </w:r>
           </w:p>
         </w:tc>
@@ -283,7 +283,89 @@
               <w:rPr>
                 <w:sz w:val="18"/>
               </w:rPr>
-              <w:t>Reduces hallucination of policy terms by 70%+</w:t>
+              <w:t>Retrieves exact policy sections from a real PDF with page citations</w:t>
+            </w:r>
+          </w:p>
+        </w:tc>
+      </w:tr>
+      <w:tr>
+        <w:tc>
+          <w:tcPr>
+            <w:tcW w:type="dxa" w:w="2880"/>
+          </w:tcPr>
+          <w:p>
+            <w:r>
+              <w:rPr>
+                <w:sz w:val="18"/>
+              </w:rPr>
+              <w:t>PDF Document Grounding</w:t>
+            </w:r>
+          </w:p>
+        </w:tc>
+        <w:tc>
+          <w:tcPr>
+            <w:tcW w:type="dxa" w:w="2880"/>
+          </w:tcPr>
+          <w:p>
+            <w:r>
+              <w:rPr>
+                <w:sz w:val="18"/>
+              </w:rPr>
+              <w:t>8-page SilverShield Master Policy PDF is the RAG source</w:t>
+            </w:r>
+          </w:p>
+        </w:tc>
+        <w:tc>
+          <w:tcPr>
+            <w:tcW w:type="dxa" w:w="2880"/>
+          </w:tcPr>
+          <w:p>
+            <w:r>
+              <w:rPr>
+                <w:sz w:val="18"/>
+              </w:rPr>
+              <w:t>Real document ingestion, not hardcoded text — demonstrates production RAG</w:t>
+            </w:r>
+          </w:p>
+        </w:tc>
+      </w:tr>
+      <w:tr>
+        <w:tc>
+          <w:tcPr>
+            <w:tcW w:type="dxa" w:w="2880"/>
+          </w:tcPr>
+          <w:p>
+            <w:r>
+              <w:rPr>
+                <w:sz w:val="18"/>
+              </w:rPr>
+              <w:t>Dual Retrieval</w:t>
+            </w:r>
+          </w:p>
+        </w:tc>
+        <w:tc>
+          <w:tcPr>
+            <w:tcW w:type="dxa" w:w="2880"/>
+          </w:tcPr>
+          <w:p>
+            <w:r>
+              <w:rPr>
+                <w:sz w:val="18"/>
+              </w:rPr>
+              <w:t>ChromaDB vector search (with embeddings) or keyword fallback (zero-cost)</w:t>
+            </w:r>
+          </w:p>
+        </w:tc>
+        <w:tc>
+          <w:tcPr>
+            <w:tcW w:type="dxa" w:w="2880"/>
+          </w:tcPr>
+          <w:p>
+            <w:r>
+              <w:rPr>
+                <w:sz w:val="18"/>
+              </w:rPr>
+              <w:t>Works with or without an API key; seamless upgrade path</w:t>
             </w:r>
           </w:p>
         </w:tc>
@@ -434,7 +516,7 @@
               <w:rPr>
                 <w:sz w:val="18"/>
               </w:rPr>
-              <w:t>One gold-standard example anchors output style</w:t>
+              <w:t>One gold-standard example with PDF page citations</w:t>
             </w:r>
           </w:p>
         </w:tc>
@@ -447,7 +529,7 @@
               <w:rPr>
                 <w:sz w:val="18"/>
               </w:rPr>
-              <w:t>Consistent formatting across all generations</w:t>
+              <w:t>Consistent formatting and citation style across all generations</w:t>
             </w:r>
           </w:p>
         </w:tc>
@@ -503,7 +585,7 @@
               <w:rPr>
                 <w:sz w:val="18"/>
               </w:rPr>
-              <w:t>Token-Efficient Prompts</w:t>
+              <w:t>Multi-Model Support</w:t>
             </w:r>
           </w:p>
         </w:tc>
@@ -516,7 +598,7 @@
               <w:rPr>
                 <w:sz w:val="18"/>
               </w:rPr>
-              <w:t>Compact system prompts (~80 tokens vs ~200)</w:t>
+              <w:t>OpenAI, TCS GenAI Lab, or any OpenAI-compatible endpoint</w:t>
             </w:r>
           </w:p>
         </w:tc>
@@ -529,7 +611,7 @@
               <w:rPr>
                 <w:sz w:val="18"/>
               </w:rPr>
-              <w:t>60% fewer input tokens per request</w:t>
+              <w:t>Flexible deployment across different AI providers</w:t>
             </w:r>
           </w:p>
         </w:tc>
@@ -621,6 +703,11 @@
         <w:t>pip install -r requirements.txt</w:t>
         <w:br/>
         <w:br/>
+        <w:t># Generate the policy PDF (RAG source document)</w:t>
+        <w:br/>
+        <w:t>python create_policy_pdf.py</w:t>
+        <w:br/>
+        <w:br/>
         <w:t># Run the app</w:t>
         <w:br/>
         <w:t>streamlit run app.py</w:t>
@@ -696,7 +783,12 @@
     </w:p>
     <w:p>
       <w:r>
-        <w:t>The app works without an API key using pre-built sample explanations.</w:t>
+        <w:t>The app works without an API key using pre-built sample explanations with</w:t>
+      </w:r>
+    </w:p>
+    <w:p>
+      <w:r>
+        <w:t>RAG citations from the policy PDF.</w:t>
       </w:r>
     </w:p>
     <w:p>
@@ -729,7 +821,7 @@
         <w:br/>
         <w:t>│                     Streamlit UI (app.py)                       │</w:t>
         <w:br/>
-        <w:t>│  Claim Form → Sidebar Settings → Results Display → Export       │</w:t>
+        <w:t>│  Claim Form → Sidebar Settings → Results + RAG Citations       │</w:t>
         <w:br/>
         <w:t>└─────────────────────────────┬──────────────────────────────────┘</w:t>
         <w:br/>
@@ -747,9 +839,9 @@
         <w:br/>
         <w:t xml:space="preserve">                    │                                             │</w:t>
         <w:br/>
-        <w:t xml:space="preserve">                    │  Stage 2: GENERATE  ◄── RAG Context         │</w:t>
+        <w:t xml:space="preserve">                    │  Stage 2: RETRIEVE (RAG)                    │</w:t>
         <w:br/>
-        <w:t xml:space="preserve">                    │  └─ Explanation + glossary (few-shot)       │</w:t>
+        <w:t xml:space="preserve">                    │  └─ LangChain → ChromaDB → Top-3 chunks    │</w:t>
         <w:br/>
         <w:t xml:space="preserve">                    │                     ▲                       │</w:t>
         <w:br/>
@@ -759,23 +851,47 @@
         <w:br/>
         <w:t xml:space="preserve">                    │            │  PolicyStore     │              │</w:t>
         <w:br/>
-        <w:t xml:space="preserve">                    │            │  (policy_store.py)              │</w:t>
+        <w:t xml:space="preserve">                    │            │  (LangChain RAG) │              │</w:t>
         <w:br/>
-        <w:t xml:space="preserve">                    │            │  20+ policy      │              │</w:t>
+        <w:t xml:space="preserve">                    │            │                  │              │</w:t>
         <w:br/>
-        <w:t xml:space="preserve">                    │            │  sections        │              │</w:t>
+        <w:t xml:space="preserve">                    │            │  PyPDFLoader     │              │</w:t>
+        <w:br/>
+        <w:t xml:space="preserve">                    │            │  TextSplitter    │              │</w:t>
+        <w:br/>
+        <w:t xml:space="preserve">                    │            │  ChromaDB Vector │              │</w:t>
+        <w:br/>
+        <w:t xml:space="preserve">                    │            │  Keyword Fallback│              │</w:t>
+        <w:br/>
+        <w:t xml:space="preserve">                    │            └────────┬────────┘              │</w:t>
+        <w:br/>
+        <w:t xml:space="preserve">                    │                     │                       │</w:t>
+        <w:br/>
+        <w:t xml:space="preserve">                    │            ┌────────┴────────┐              │</w:t>
+        <w:br/>
+        <w:t xml:space="preserve">                    │            │  Policy PDF      │              │</w:t>
+        <w:br/>
+        <w:t xml:space="preserve">                    │            │  (8 pages,       │              │</w:t>
+        <w:br/>
+        <w:t xml:space="preserve">                    │            │  12 sections)    │              │</w:t>
         <w:br/>
         <w:t xml:space="preserve">                    │            └─────────────────┘              │</w:t>
         <w:br/>
         <w:t xml:space="preserve">                    │                                             │</w:t>
         <w:br/>
-        <w:t xml:space="preserve">                    │  Stage 3: EVALUATE                          │</w:t>
+        <w:t xml:space="preserve">                    │  Stage 3: GENERATE                          │</w:t>
+        <w:br/>
+        <w:t xml:space="preserve">                    │  └─ Explanation + glossary (few-shot + RAG) │</w:t>
+        <w:br/>
+        <w:t xml:space="preserve">                    │                                             │</w:t>
+        <w:br/>
+        <w:t xml:space="preserve">                    │  Stage 4: EVALUATE                          │</w:t>
         <w:br/>
         <w:t xml:space="preserve">                    │  └─ Score: accuracy, empathy, readability   │</w:t>
         <w:br/>
         <w:t xml:space="preserve">                    │                                             │</w:t>
         <w:br/>
-        <w:t xml:space="preserve">                    │  Stage 4: REFINE (if score &lt; 7/10)          │</w:t>
+        <w:t xml:space="preserve">                    │  Stage 5: REFINE (if score &lt; 7/10)          │</w:t>
         <w:br/>
         <w:t xml:space="preserve">                    │  └─ Fix issues from evaluation              │</w:t>
         <w:br/>
@@ -785,9 +901,11 @@
         <w:br/>
         <w:t xml:space="preserve">                    ┌─────────▼──────────┐</w:t>
         <w:br/>
-        <w:t xml:space="preserve">                    │   OpenAI API        │</w:t>
+        <w:t xml:space="preserve">                    │   LLM Provider      │</w:t>
         <w:br/>
-        <w:t xml:space="preserve">                    │   (gpt-4o-mini)     │</w:t>
+        <w:t xml:space="preserve">                    │   OpenAI / TCS /    │</w:t>
+        <w:br/>
+        <w:t xml:space="preserve">                    │   Custom Endpoint   │</w:t>
         <w:br/>
         <w:t xml:space="preserve">                    └────────────────────┘</w:t>
       </w:r>
@@ -820,41 +938,47 @@
         </w:rPr>
         <w:t>hackathon/</w:t>
         <w:br/>
-        <w:t>├── app.py              # Streamlit UI — form, results, pipeline transparency</w:t>
+        <w:t>├── app.py                # Streamlit UI — form, RAG citations, pipeline transparency</w:t>
         <w:br/>
-        <w:t>├── pipeline.py         # 4-stage agentic pipeline (Analyze → Generate → Evaluate → Refine)</w:t>
+        <w:t>├── pipeline.py           # 5-stage agentic pipeline with LangChain RAG integration</w:t>
         <w:br/>
-        <w:t>├── policy_store.py     # RAG knowledge store with 20+ insurance policy sections</w:t>
+        <w:t>├── policy_store.py       # LangChain RAG store — PDF loader, splitter, ChromaDB, keyword fallback</w:t>
         <w:br/>
-        <w:t>├── sample_data.py      # 4 sample claims across Health, Auto, Home, Travel</w:t>
+        <w:t>├── sample_data.py        # 4 sample claims across Health, Auto, Home, Travel</w:t>
         <w:br/>
-        <w:t>├── generate_docs.py    # Script to generate formatted Word (.docx) documents</w:t>
+        <w:t>├── create_policy_pdf.py  # Generates the SilverShield Master Policy PDF (RAG source)</w:t>
         <w:br/>
-        <w:t>├── requirements.txt    # Python dependencies (streamlit, openai, python-dotenv)</w:t>
+        <w:t>├── generate_docs.py      # Script to generate formatted Word (.docx) documents</w:t>
         <w:br/>
-        <w:t>├── .env.example        # Environment variable template</w:t>
+        <w:t>├── requirements.txt      # Python dependencies (streamlit, openai, langchain, chromadb, etc.)</w:t>
         <w:br/>
-        <w:t>├── .gitignore          # Standard Python ignores</w:t>
+        <w:t>├── .env.example          # Environment variable template</w:t>
+        <w:br/>
+        <w:t>├── .gitignore            # Standard Python ignores</w:t>
         <w:br/>
         <w:t>│</w:t>
         <w:br/>
-        <w:t>├── README.md           # This file — overview and quick start</w:t>
+        <w:t>├── README.md             # This file — overview and quick start</w:t>
         <w:br/>
-        <w:t>├── ARCHITECTURE.md     # Detailed architecture and data flow</w:t>
+        <w:t>├── ARCHITECTURE.md       # Detailed architecture and data flow</w:t>
         <w:br/>
-        <w:t>├── DEPLOYMENT.md       # Full deployment guide (local, Docker, cloud)</w:t>
+        <w:t>├── DEPLOYMENT.md         # Full deployment guide (local, Docker, cloud)</w:t>
         <w:br/>
-        <w:t>├── DESIGN_DECISIONS.md # Why each AI technique was chosen</w:t>
+        <w:t>├── DESIGN_DECISIONS.md   # Why each AI technique was chosen</w:t>
         <w:br/>
-        <w:t>├── VIDEO_PROMPT.md     # Demo video generation prompt</w:t>
+        <w:t>├── VIDEO_PROMPT.md       # Demo video generation prompt</w:t>
         <w:br/>
         <w:t>│</w:t>
         <w:br/>
-        <w:t>└── docs/               # Formatted Word documents (auto-generated)</w:t>
+        <w:t>└── docs/                 # Generated documents</w:t>
+        <w:br/>
+        <w:t xml:space="preserve">    ├── SilverShield_Master_Policy.pdf   # 8-page insurance policy (RAG source)</w:t>
         <w:br/>
         <w:t xml:space="preserve">    ├── ClaimClear_AI_README.docx</w:t>
         <w:br/>
         <w:t xml:space="preserve">    ├── ClaimClear_AI_Architecture.docx</w:t>
+        <w:br/>
+        <w:t xml:space="preserve">    ├── ClaimClear_AI_Architecture_Diagram.docx  # Visual architecture diagram</w:t>
         <w:br/>
         <w:t xml:space="preserve">    ├── ClaimClear_AI_Deployment_Guide.docx</w:t>
         <w:br/>
@@ -882,7 +1006,7 @@
         <w:pStyle w:val="ListBullet"/>
       </w:pPr>
       <w:r>
-        <w:t>Agentic Pipeline — 4-stage AI workflow with full transparency</w:t>
+        <w:t>LangChain RAG Pipeline — PDF ingestion, text splitting, ChromaDB vector search</w:t>
       </w:r>
     </w:p>
     <w:p>
@@ -890,7 +1014,31 @@
         <w:pStyle w:val="ListBullet"/>
       </w:pPr>
       <w:r>
-        <w:t>RAG-Grounded — Policy knowledge store prevents hallucination</w:t>
+        <w:t>Real Policy PDF — 8-page SilverShield Master Policy with 12 sections as RAG source</w:t>
+      </w:r>
+    </w:p>
+    <w:p>
+      <w:pPr>
+        <w:pStyle w:val="ListBullet"/>
+      </w:pPr>
+      <w:r>
+        <w:t>RAG Citations — Every explanation cites specific PDF pages and sections</w:t>
+      </w:r>
+    </w:p>
+    <w:p>
+      <w:pPr>
+        <w:pStyle w:val="ListBullet"/>
+      </w:pPr>
+      <w:r>
+        <w:t>Dual Retrieval — Vector search (ChromaDB + OpenAI embeddings) or keyword fallback</w:t>
+      </w:r>
+    </w:p>
+    <w:p>
+      <w:pPr>
+        <w:pStyle w:val="ListBullet"/>
+      </w:pPr>
+      <w:r>
+        <w:t>Agentic Pipeline — 5-stage AI workflow with full transparency</w:t>
       </w:r>
     </w:p>
     <w:p>
@@ -906,7 +1054,15 @@
         <w:pStyle w:val="ListBullet"/>
       </w:pPr>
       <w:r>
-        <w:t>Demo Mode — Works instantly without an API key</w:t>
+        <w:t>Multi-Model — OpenAI GPT-4o/mini, TCS GenAI Lab, or custom endpoints</w:t>
+      </w:r>
+    </w:p>
+    <w:p>
+      <w:pPr>
+        <w:pStyle w:val="ListBullet"/>
+      </w:pPr>
+      <w:r>
+        <w:t>Demo Mode — Works instantly without an API key (with sample RAG citations)</w:t>
       </w:r>
     </w:p>
     <w:p>
@@ -922,7 +1078,7 @@
         <w:pStyle w:val="ListBullet"/>
       </w:pPr>
       <w:r>
-        <w:t>Tone Control — Simple &amp; Friendly, Professional, or Technical</w:t>
+        <w:t>Tone &amp; Reading Level Control — Simple/Professional/Technical + Basic/Intermediate/Advanced</w:t>
       </w:r>
     </w:p>
     <w:p>
@@ -930,7 +1086,7 @@
         <w:pStyle w:val="ListBullet"/>
       </w:pPr>
       <w:r>
-        <w:t>Reading Level — Basic, Intermediate, or Advanced</w:t>
+        <w:t>Pipeline Transparency — See every stage including RAG retrieval details</w:t>
       </w:r>
     </w:p>
     <w:p>
@@ -938,7 +1094,7 @@
         <w:pStyle w:val="ListBullet"/>
       </w:pPr>
       <w:r>
-        <w:t>Pipeline Transparency — See what each stage produced</w:t>
+        <w:t>PDF Download — Policy document available for download in the sidebar</w:t>
       </w:r>
     </w:p>
     <w:p>
@@ -1008,7 +1164,15 @@
         <w:pStyle w:val="ListBullet"/>
       </w:pPr>
       <w:r>
-        <w:t>References to specific policy sections (5.2, 8.4, 12.1)</w:t>
+        <w:t>References to specific policy sections with page numbers (Section 3.2, p.3)</w:t>
+      </w:r>
+    </w:p>
+    <w:p>
+      <w:pPr>
+        <w:pStyle w:val="ListBullet"/>
+      </w:pPr>
+      <w:r>
+        <w:t>RAG citations showing the exact PDF passages that grounded the explanation</w:t>
       </w:r>
     </w:p>
     <w:p>
@@ -1126,7 +1290,7 @@
               <w:rPr>
                 <w:sz w:val="18"/>
               </w:rPr>
-              <w:t>≥ 8/10</w:t>
+              <w:t>&gt;= 8/10</w:t>
             </w:r>
           </w:p>
         </w:tc>
@@ -1167,7 +1331,7 @@
               <w:rPr>
                 <w:sz w:val="18"/>
               </w:rPr>
-              <w:t>≥ 8/10</w:t>
+              <w:t>&gt;= 8/10</w:t>
             </w:r>
           </w:p>
         </w:tc>
@@ -1208,7 +1372,7 @@
               <w:rPr>
                 <w:sz w:val="18"/>
               </w:rPr>
-              <w:t>≥ 30%</w:t>
+              <w:t>&gt;= 30%</w:t>
             </w:r>
           </w:p>
         </w:tc>
@@ -1476,6 +1640,34 @@
           </w:p>
         </w:tc>
       </w:tr>
+      <w:tr>
+        <w:tc>
+          <w:tcPr>
+            <w:tcW w:type="dxa" w:w="4320"/>
+          </w:tcPr>
+          <w:p>
+            <w:r>
+              <w:rPr>
+                <w:sz w:val="18"/>
+              </w:rPr>
+              <w:t>docs/ClaimClear_AI_Architecture_Diagram.docx</w:t>
+            </w:r>
+          </w:p>
+        </w:tc>
+        <w:tc>
+          <w:tcPr>
+            <w:tcW w:type="dxa" w:w="4320"/>
+          </w:tcPr>
+          <w:p>
+            <w:r>
+              <w:rPr>
+                <w:sz w:val="18"/>
+              </w:rPr>
+              <w:t>Visual architecture diagram</w:t>
+            </w:r>
+          </w:p>
+        </w:tc>
+      </w:tr>
     </w:tbl>
     <w:p/>
     <w:p>
@@ -1569,7 +1761,7 @@
               <w:rPr>
                 <w:sz w:val="18"/>
               </w:rPr>
-              <w:t>Streamlit 1.41</w:t>
+              <w:t>Streamlit 1.41+</w:t>
             </w:r>
           </w:p>
         </w:tc>
@@ -1651,7 +1843,7 @@
               <w:rPr>
                 <w:sz w:val="18"/>
               </w:rPr>
-              <w:t>OpenAI GPT-4o-mini</w:t>
+              <w:t>OpenAI GPT-4o-mini / GPT-4o</w:t>
             </w:r>
           </w:p>
         </w:tc>
@@ -1679,7 +1871,7 @@
               <w:rPr>
                 <w:sz w:val="18"/>
               </w:rPr>
-              <w:t>RAG</w:t>
+              <w:t>RAG Framework</w:t>
             </w:r>
           </w:p>
         </w:tc>
@@ -1692,7 +1884,7 @@
               <w:rPr>
                 <w:sz w:val="18"/>
               </w:rPr>
-              <w:t>Custom PolicyStore</w:t>
+              <w:t>LangChain</w:t>
             </w:r>
           </w:p>
         </w:tc>
@@ -1705,7 +1897,212 @@
               <w:rPr>
                 <w:sz w:val="18"/>
               </w:rPr>
-              <w:t>Zero dependencies, fast keyword retrieval</w:t>
+              <w:t>PyPDFLoader, text splitting, embeddings integration</w:t>
+            </w:r>
+          </w:p>
+        </w:tc>
+      </w:tr>
+      <w:tr>
+        <w:tc>
+          <w:tcPr>
+            <w:tcW w:type="dxa" w:w="2880"/>
+          </w:tcPr>
+          <w:p>
+            <w:r>
+              <w:rPr>
+                <w:sz w:val="18"/>
+              </w:rPr>
+              <w:t>Vector Store</w:t>
+            </w:r>
+          </w:p>
+        </w:tc>
+        <w:tc>
+          <w:tcPr>
+            <w:tcW w:type="dxa" w:w="2880"/>
+          </w:tcPr>
+          <w:p>
+            <w:r>
+              <w:rPr>
+                <w:sz w:val="18"/>
+              </w:rPr>
+              <w:t>ChromaDB</w:t>
+            </w:r>
+          </w:p>
+        </w:tc>
+        <w:tc>
+          <w:tcPr>
+            <w:tcW w:type="dxa" w:w="2880"/>
+          </w:tcPr>
+          <w:p>
+            <w:r>
+              <w:rPr>
+                <w:sz w:val="18"/>
+              </w:rPr>
+              <w:t>In-memory vector search, LangChain-native</w:t>
+            </w:r>
+          </w:p>
+        </w:tc>
+      </w:tr>
+      <w:tr>
+        <w:tc>
+          <w:tcPr>
+            <w:tcW w:type="dxa" w:w="2880"/>
+          </w:tcPr>
+          <w:p>
+            <w:r>
+              <w:rPr>
+                <w:sz w:val="18"/>
+              </w:rPr>
+              <w:t>Embeddings</w:t>
+            </w:r>
+          </w:p>
+        </w:tc>
+        <w:tc>
+          <w:tcPr>
+            <w:tcW w:type="dxa" w:w="2880"/>
+          </w:tcPr>
+          <w:p>
+            <w:r>
+              <w:rPr>
+                <w:sz w:val="18"/>
+              </w:rPr>
+              <w:t>OpenAI text-embedding-3-small</w:t>
+            </w:r>
+          </w:p>
+        </w:tc>
+        <w:tc>
+          <w:tcPr>
+            <w:tcW w:type="dxa" w:w="2880"/>
+          </w:tcPr>
+          <w:p>
+            <w:r>
+              <w:rPr>
+                <w:sz w:val="18"/>
+              </w:rPr>
+              <w:t>High-quality semantic search at low cost</w:t>
+            </w:r>
+          </w:p>
+        </w:tc>
+      </w:tr>
+      <w:tr>
+        <w:tc>
+          <w:tcPr>
+            <w:tcW w:type="dxa" w:w="2880"/>
+          </w:tcPr>
+          <w:p>
+            <w:r>
+              <w:rPr>
+                <w:sz w:val="18"/>
+              </w:rPr>
+              <w:t>PDF Generation</w:t>
+            </w:r>
+          </w:p>
+        </w:tc>
+        <w:tc>
+          <w:tcPr>
+            <w:tcW w:type="dxa" w:w="2880"/>
+          </w:tcPr>
+          <w:p>
+            <w:r>
+              <w:rPr>
+                <w:sz w:val="18"/>
+              </w:rPr>
+              <w:t>fpdf2</w:t>
+            </w:r>
+          </w:p>
+        </w:tc>
+        <w:tc>
+          <w:tcPr>
+            <w:tcW w:type="dxa" w:w="2880"/>
+          </w:tcPr>
+          <w:p>
+            <w:r>
+              <w:rPr>
+                <w:sz w:val="18"/>
+              </w:rPr>
+              <w:t>Lightweight PDF creation for the policy document</w:t>
+            </w:r>
+          </w:p>
+        </w:tc>
+      </w:tr>
+      <w:tr>
+        <w:tc>
+          <w:tcPr>
+            <w:tcW w:type="dxa" w:w="2880"/>
+          </w:tcPr>
+          <w:p>
+            <w:r>
+              <w:rPr>
+                <w:sz w:val="18"/>
+              </w:rPr>
+              <w:t>PDF Parsing</w:t>
+            </w:r>
+          </w:p>
+        </w:tc>
+        <w:tc>
+          <w:tcPr>
+            <w:tcW w:type="dxa" w:w="2880"/>
+          </w:tcPr>
+          <w:p>
+            <w:r>
+              <w:rPr>
+                <w:sz w:val="18"/>
+              </w:rPr>
+              <w:t>PyPDF2</w:t>
+            </w:r>
+          </w:p>
+        </w:tc>
+        <w:tc>
+          <w:tcPr>
+            <w:tcW w:type="dxa" w:w="2880"/>
+          </w:tcPr>
+          <w:p>
+            <w:r>
+              <w:rPr>
+                <w:sz w:val="18"/>
+              </w:rPr>
+              <w:t>Extract text from policy PDF for RAG ingestion</w:t>
+            </w:r>
+          </w:p>
+        </w:tc>
+      </w:tr>
+      <w:tr>
+        <w:tc>
+          <w:tcPr>
+            <w:tcW w:type="dxa" w:w="2880"/>
+          </w:tcPr>
+          <w:p>
+            <w:r>
+              <w:rPr>
+                <w:sz w:val="18"/>
+              </w:rPr>
+              <w:t>Multi-Model</w:t>
+            </w:r>
+          </w:p>
+        </w:tc>
+        <w:tc>
+          <w:tcPr>
+            <w:tcW w:type="dxa" w:w="2880"/>
+          </w:tcPr>
+          <w:p>
+            <w:r>
+              <w:rPr>
+                <w:sz w:val="18"/>
+              </w:rPr>
+              <w:t>OpenAI-compatible API</w:t>
+            </w:r>
+          </w:p>
+        </w:tc>
+        <w:tc>
+          <w:tcPr>
+            <w:tcW w:type="dxa" w:w="2880"/>
+          </w:tcPr>
+          <w:p>
+            <w:r>
+              <w:rPr>
+                <w:sz w:val="18"/>
+              </w:rPr>
+              <w:t>Supports TCS GenAI Lab, Azure, custom endpoints</w:t>
             </w:r>
           </w:p>
         </w:tc>
